--- a/KMIP_PKCS11_Feature_Provenance.docx
+++ b/KMIP_PKCS11_Feature_Provenance.docx
@@ -22500,7 +22500,7 @@
           <w:color w:val="808080"/>
           <w:sz w:val="16"/>
         </w:rPr>
-        <w:t>KMIP on PKCS#11 — requirement provenance — 11 September 2026</w:t>
+        <w:t>KMIP on PKCS#11 — requirement provenance — 12 September 2026</w:t>
       </w:r>
     </w:p>
     <w:sectPr>
